--- a/zht/docx/03.content.docx
+++ b/zht/docx/03.content.docx
@@ -19,7 +19,7 @@
         <w:rPr>
           <w:lang w:val="zh_TW" w:bidi="zh_TW"/>
         </w:rPr>
-        <w:t>Resource: 研讀筆記 - 書籍簡介 (Tyndale)</w:t>
+        <w:t>Resource: Tyndale Open Study Notes</w:t>
       </w:r>
       <w:r>
         <w:rPr>
@@ -112,7 +112,7 @@
         <w:rPr>
           <w:lang w:val="zh_TW" w:bidi="zh_TW"/>
         </w:rPr>
-        <w:t>研讀筆記 - 書籍簡介 (Tyndale)</w:t>
+        <w:t>Tyndale Open Study Notes</w:t>
       </w:r>
     </w:p>
     <w:p>

--- a/zht/docx/03.content.docx
+++ b/zht/docx/03.content.docx
@@ -19,7 +19,7 @@
         <w:rPr>
           <w:lang w:val="zh_TW" w:bidi="zh_TW"/>
         </w:rPr>
-        <w:t>Resource: Tyndale Open Study Notes</w:t>
+        <w:t>Resource: Aquifer Open Study Notes (Book Intros)</w:t>
       </w:r>
       <w:r>
         <w:rPr>
@@ -112,7 +112,7 @@
         <w:rPr>
           <w:lang w:val="zh_TW" w:bidi="zh_TW"/>
         </w:rPr>
-        <w:t>Tyndale Open Study Notes</w:t>
+        <w:t>Aquifer Open Study Notes (Book Intros)</w:t>
       </w:r>
     </w:p>
     <w:p>

--- a/zht/docx/03.content.docx
+++ b/zht/docx/03.content.docx
@@ -233,36 +233,24 @@
         </w:rPr>
         <w:t>利未記幫助古代以色列人活出與聖潔之神的關係。然而，既然基督已經到來，成為我們的大祭司與終極的贖罪祭，並成就了利未記許多條例的要求，那有關祭司制度和動物獻祭的律法，對我們還有何意義？利未記加深了我們對神聖潔的認識。神對那些認識祂之人的要求始終不變：「我是耶和華—你們的神……你們要成為聖潔，因為我是聖潔的」（</w:t>
       </w:r>
-      <w:hyperlink r:id="rId13">
-        <w:r>
-          <w:rPr>
-            <w:lang w:val="zh_TW" w:bidi="zh_TW"/>
-          </w:rPr>
-          <w:rPr>
-            <w:color w:val="0000EE"/>
-            <w:u w:val="single"/>
-          </w:rPr>
-          <w:t>利11:44–45</w:t>
-        </w:r>
-      </w:hyperlink>
+      <w:r>
+        <w:rPr>
+          <w:lang w:val="zh_TW" w:bidi="zh_TW"/>
+        </w:rPr>
+        <w:t>利11:44–45</w:t>
+      </w:r>
       <w:r>
         <w:rPr>
           <w:lang w:val="zh_TW" w:bidi="zh_TW"/>
         </w:rPr>
         <w:t>；</w:t>
       </w:r>
-      <w:hyperlink r:id="rId14">
-        <w:r>
-          <w:rPr>
-            <w:lang w:val="zh_TW" w:bidi="zh_TW"/>
-          </w:rPr>
-          <w:rPr>
-            <w:color w:val="0000EE"/>
-            <w:u w:val="single"/>
-          </w:rPr>
-          <w:t>彼前1:15–16</w:t>
-        </w:r>
-      </w:hyperlink>
+      <w:r>
+        <w:rPr>
+          <w:lang w:val="zh_TW" w:bidi="zh_TW"/>
+        </w:rPr>
+        <w:t>彼前1:15–16</w:t>
+      </w:r>
       <w:r>
         <w:rPr>
           <w:lang w:val="zh_TW" w:bidi="zh_TW"/>
@@ -294,174 +282,114 @@
         </w:rPr>
         <w:t>利未記延續了救贖歷史的記載，這救贖從神對亞伯拉罕的應許開始（</w:t>
       </w:r>
-      <w:hyperlink r:id="rId15">
-        <w:r>
-          <w:rPr>
-            <w:lang w:val="zh_TW" w:bidi="zh_TW"/>
-          </w:rPr>
-          <w:rPr>
-            <w:color w:val="0000EE"/>
-            <w:u w:val="single"/>
-          </w:rPr>
-          <w:t>創12</w:t>
-        </w:r>
-      </w:hyperlink>
+      <w:r>
+        <w:rPr>
+          <w:lang w:val="zh_TW" w:bidi="zh_TW"/>
+        </w:rPr>
+        <w:t>創12</w:t>
+      </w:r>
       <w:r>
         <w:rPr>
           <w:lang w:val="zh_TW" w:bidi="zh_TW"/>
         </w:rPr>
         <w:t>，</w:t>
       </w:r>
-      <w:hyperlink r:id="rId16">
-        <w:r>
-          <w:rPr>
-            <w:lang w:val="zh_TW" w:bidi="zh_TW"/>
-          </w:rPr>
-          <w:rPr>
-            <w:color w:val="0000EE"/>
-            <w:u w:val="single"/>
-          </w:rPr>
-          <w:t>15</w:t>
-        </w:r>
-      </w:hyperlink>
+      <w:r>
+        <w:rPr>
+          <w:lang w:val="zh_TW" w:bidi="zh_TW"/>
+        </w:rPr>
+        <w:t>15</w:t>
+      </w:r>
       <w:r>
         <w:rPr>
           <w:lang w:val="zh_TW" w:bidi="zh_TW"/>
         </w:rPr>
         <w:t>，</w:t>
       </w:r>
-      <w:hyperlink r:id="rId17">
-        <w:r>
-          <w:rPr>
-            <w:lang w:val="zh_TW" w:bidi="zh_TW"/>
-          </w:rPr>
-          <w:rPr>
-            <w:color w:val="0000EE"/>
-            <w:u w:val="single"/>
-          </w:rPr>
-          <w:t>17章</w:t>
-        </w:r>
-      </w:hyperlink>
+      <w:r>
+        <w:rPr>
+          <w:lang w:val="zh_TW" w:bidi="zh_TW"/>
+        </w:rPr>
+        <w:t>17章</w:t>
+      </w:r>
       <w:r>
         <w:rPr>
           <w:lang w:val="zh_TW" w:bidi="zh_TW"/>
         </w:rPr>
         <w:t>），又見於以色列人從埃及為奴之地的拯救（</w:t>
       </w:r>
-      <w:hyperlink r:id="rId18">
-        <w:r>
-          <w:rPr>
-            <w:lang w:val="zh_TW" w:bidi="zh_TW"/>
-          </w:rPr>
-          <w:rPr>
-            <w:color w:val="0000EE"/>
-            <w:u w:val="single"/>
-          </w:rPr>
-          <w:t>出1–15章</w:t>
-        </w:r>
-      </w:hyperlink>
+      <w:r>
+        <w:rPr>
+          <w:lang w:val="zh_TW" w:bidi="zh_TW"/>
+        </w:rPr>
+        <w:t>出1–15章</w:t>
+      </w:r>
       <w:r>
         <w:rPr>
           <w:lang w:val="zh_TW" w:bidi="zh_TW"/>
         </w:rPr>
         <w:t>）。利未記的場景發生在西奈山腳，那時以色列人尚未進入曠野漂流時期，也尚未進入應許之地迦南。神已經與以色列人立約，宣告他們是祂的珍寶、祭司的國度、聖潔的國民（</w:t>
       </w:r>
-      <w:hyperlink r:id="rId19">
-        <w:r>
-          <w:rPr>
-            <w:lang w:val="zh_TW" w:bidi="zh_TW"/>
-          </w:rPr>
-          <w:rPr>
-            <w:color w:val="0000EE"/>
-            <w:u w:val="single"/>
-          </w:rPr>
-          <w:t>出19:5–6</w:t>
-        </w:r>
-      </w:hyperlink>
+      <w:r>
+        <w:rPr>
+          <w:lang w:val="zh_TW" w:bidi="zh_TW"/>
+        </w:rPr>
+        <w:t>出19:5–6</w:t>
+      </w:r>
       <w:r>
         <w:rPr>
           <w:lang w:val="zh_TW" w:bidi="zh_TW"/>
         </w:rPr>
         <w:t>）。以色列人已經領受了十誡（</w:t>
       </w:r>
-      <w:hyperlink r:id="rId20">
-        <w:r>
-          <w:rPr>
-            <w:lang w:val="zh_TW" w:bidi="zh_TW"/>
-          </w:rPr>
-          <w:rPr>
-            <w:color w:val="0000EE"/>
-            <w:u w:val="single"/>
-          </w:rPr>
-          <w:t>出20:1–17</w:t>
-        </w:r>
-      </w:hyperlink>
+      <w:r>
+        <w:rPr>
+          <w:lang w:val="zh_TW" w:bidi="zh_TW"/>
+        </w:rPr>
+        <w:t>出20:1–17</w:t>
+      </w:r>
       <w:r>
         <w:rPr>
           <w:lang w:val="zh_TW" w:bidi="zh_TW"/>
         </w:rPr>
         <w:t>）、會幕的設計（</w:t>
       </w:r>
-      <w:hyperlink r:id="rId21">
-        <w:r>
-          <w:rPr>
-            <w:lang w:val="zh_TW" w:bidi="zh_TW"/>
-          </w:rPr>
-          <w:rPr>
-            <w:color w:val="0000EE"/>
-            <w:u w:val="single"/>
-          </w:rPr>
-          <w:t>出25–27章，</w:t>
-        </w:r>
-      </w:hyperlink>
-      <w:hyperlink r:id="rId22">
-        <w:r>
-          <w:rPr>
-            <w:lang w:val="zh_TW" w:bidi="zh_TW"/>
-          </w:rPr>
-          <w:rPr>
-            <w:color w:val="0000EE"/>
-            <w:u w:val="single"/>
-          </w:rPr>
-          <w:t>30:1–38</w:t>
-        </w:r>
-      </w:hyperlink>
+      <w:r>
+        <w:rPr>
+          <w:lang w:val="zh_TW" w:bidi="zh_TW"/>
+        </w:rPr>
+        <w:t>出25–27章，</w:t>
+      </w:r>
+      <w:r>
+        <w:rPr>
+          <w:lang w:val="zh_TW" w:bidi="zh_TW"/>
+        </w:rPr>
+        <w:t>30:1–38</w:t>
+      </w:r>
       <w:r>
         <w:rPr>
           <w:lang w:val="zh_TW" w:bidi="zh_TW"/>
         </w:rPr>
         <w:t>）和祭司職分設立的指示（</w:t>
       </w:r>
-      <w:hyperlink r:id="rId23">
-        <w:r>
-          <w:rPr>
-            <w:lang w:val="zh_TW" w:bidi="zh_TW"/>
-          </w:rPr>
-          <w:rPr>
-            <w:color w:val="0000EE"/>
-            <w:u w:val="single"/>
-          </w:rPr>
-          <w:t>出28–29章</w:t>
-        </w:r>
-      </w:hyperlink>
+      <w:r>
+        <w:rPr>
+          <w:lang w:val="zh_TW" w:bidi="zh_TW"/>
+        </w:rPr>
+        <w:t>出28–29章</w:t>
+      </w:r>
       <w:r>
         <w:rPr>
           <w:lang w:val="zh_TW" w:bidi="zh_TW"/>
         </w:rPr>
         <w:t>）。會幕也已經建造完成，並分別為聖（</w:t>
       </w:r>
-      <w:hyperlink r:id="rId24">
-        <w:r>
-          <w:rPr>
-            <w:lang w:val="zh_TW" w:bidi="zh_TW"/>
-          </w:rPr>
-          <w:rPr>
-            <w:color w:val="0000EE"/>
-            <w:u w:val="single"/>
-          </w:rPr>
-          <w:t>出35–40章</w:t>
-        </w:r>
-      </w:hyperlink>
+      <w:r>
+        <w:rPr>
+          <w:lang w:val="zh_TW" w:bidi="zh_TW"/>
+        </w:rPr>
+        <w:t>出35–40章</w:t>
+      </w:r>
       <w:r>
         <w:rPr>
           <w:lang w:val="zh_TW" w:bidi="zh_TW"/>
@@ -493,36 +421,24 @@
         </w:rPr>
         <w:t>利未記的規條主要涉及利未支派的職責，特別是大祭司的職分（見</w:t>
       </w:r>
-      <w:hyperlink r:id="rId25">
-        <w:r>
-          <w:rPr>
-            <w:lang w:val="zh_TW" w:bidi="zh_TW"/>
-          </w:rPr>
-          <w:rPr>
-            <w:color w:val="0000EE"/>
-            <w:u w:val="single"/>
-          </w:rPr>
-          <w:t>出28章</w:t>
-        </w:r>
-      </w:hyperlink>
+      <w:r>
+        <w:rPr>
+          <w:lang w:val="zh_TW" w:bidi="zh_TW"/>
+        </w:rPr>
+        <w:t>出28章</w:t>
+      </w:r>
       <w:r>
         <w:rPr>
           <w:lang w:val="zh_TW" w:bidi="zh_TW"/>
         </w:rPr>
         <w:t>；</w:t>
       </w:r>
-      <w:hyperlink r:id="rId26">
-        <w:r>
-          <w:rPr>
-            <w:lang w:val="zh_TW" w:bidi="zh_TW"/>
-          </w:rPr>
-          <w:rPr>
-            <w:color w:val="0000EE"/>
-            <w:u w:val="single"/>
-          </w:rPr>
-          <w:t>民3:44–4:49</w:t>
-        </w:r>
-      </w:hyperlink>
+      <w:r>
+        <w:rPr>
+          <w:lang w:val="zh_TW" w:bidi="zh_TW"/>
+        </w:rPr>
+        <w:t>民3:44–4:49</w:t>
+      </w:r>
       <w:r>
         <w:rPr>
           <w:lang w:val="zh_TW" w:bidi="zh_TW"/>
@@ -557,66 +473,42 @@
         </w:rPr>
         <w:t>神呼召以色列人認識祂、愛祂（見</w:t>
       </w:r>
-      <w:hyperlink r:id="rId27">
-        <w:r>
-          <w:rPr>
-            <w:lang w:val="zh_TW" w:bidi="zh_TW"/>
-          </w:rPr>
-          <w:rPr>
-            <w:color w:val="0000EE"/>
-            <w:u w:val="single"/>
-          </w:rPr>
-          <w:t>申6:5，</w:t>
-        </w:r>
-      </w:hyperlink>
-      <w:hyperlink r:id="rId28">
-        <w:r>
-          <w:rPr>
-            <w:lang w:val="zh_TW" w:bidi="zh_TW"/>
-          </w:rPr>
-          <w:rPr>
-            <w:color w:val="0000EE"/>
-            <w:u w:val="single"/>
-          </w:rPr>
-          <w:t>11:1</w:t>
-        </w:r>
-      </w:hyperlink>
+      <w:r>
+        <w:rPr>
+          <w:lang w:val="zh_TW" w:bidi="zh_TW"/>
+        </w:rPr>
+        <w:t>申6:5，</w:t>
+      </w:r>
+      <w:r>
+        <w:rPr>
+          <w:lang w:val="zh_TW" w:bidi="zh_TW"/>
+        </w:rPr>
+        <w:t>11:1</w:t>
+      </w:r>
       <w:r>
         <w:rPr>
           <w:lang w:val="zh_TW" w:bidi="zh_TW"/>
         </w:rPr>
         <w:t>）。結果，他們也要彼此相愛並彼此服事（</w:t>
       </w:r>
-      <w:hyperlink r:id="rId29">
-        <w:r>
-          <w:rPr>
-            <w:lang w:val="zh_TW" w:bidi="zh_TW"/>
-          </w:rPr>
-          <w:rPr>
-            <w:color w:val="0000EE"/>
-            <w:u w:val="single"/>
-          </w:rPr>
-          <w:t>19:18</w:t>
-        </w:r>
-      </w:hyperlink>
+      <w:r>
+        <w:rPr>
+          <w:lang w:val="zh_TW" w:bidi="zh_TW"/>
+        </w:rPr>
+        <w:t>19:18</w:t>
+      </w:r>
       <w:r>
         <w:rPr>
           <w:lang w:val="zh_TW" w:bidi="zh_TW"/>
         </w:rPr>
         <w:t>、</w:t>
       </w:r>
-      <w:hyperlink r:id="rId30">
-        <w:r>
-          <w:rPr>
-            <w:lang w:val="zh_TW" w:bidi="zh_TW"/>
-          </w:rPr>
-          <w:rPr>
-            <w:color w:val="0000EE"/>
-            <w:u w:val="single"/>
-          </w:rPr>
-          <w:t>33–34</w:t>
-        </w:r>
-      </w:hyperlink>
+      <w:r>
+        <w:rPr>
+          <w:lang w:val="zh_TW" w:bidi="zh_TW"/>
+        </w:rPr>
+        <w:t>33–34</w:t>
+      </w:r>
       <w:r>
         <w:rPr>
           <w:lang w:val="zh_TW" w:bidi="zh_TW"/>
@@ -688,486 +580,294 @@
         </w:rPr>
         <w:t>有可能的情況是，摩西在以色列人出埃及後的曠野期間，寫下利未記。猶太傳統與早期基督教會都認為摩西是利未記的作者。摩西在埃及王宮長大，受過高等教育，精通閱讀、書寫和數學（見</w:t>
       </w:r>
-      <w:hyperlink r:id="rId31">
-        <w:r>
-          <w:rPr>
-            <w:lang w:val="zh_TW" w:bidi="zh_TW"/>
-          </w:rPr>
-          <w:rPr>
-            <w:color w:val="0000EE"/>
-            <w:u w:val="single"/>
-          </w:rPr>
-          <w:t>徒7:20–22</w:t>
-        </w:r>
-      </w:hyperlink>
+      <w:r>
+        <w:rPr>
+          <w:lang w:val="zh_TW" w:bidi="zh_TW"/>
+        </w:rPr>
+        <w:t>徒7:20–22</w:t>
+      </w:r>
       <w:r>
         <w:rPr>
           <w:lang w:val="zh_TW" w:bidi="zh_TW"/>
         </w:rPr>
         <w:t>），因此完全有能力撰寫利未記。利未記的開頭與結尾都明確表明，這卷書的內容是神透過摩西賜給以色列人的（</w:t>
       </w:r>
-      <w:hyperlink r:id="rId32">
-        <w:r>
-          <w:rPr>
-            <w:lang w:val="zh_TW" w:bidi="zh_TW"/>
-          </w:rPr>
-          <w:rPr>
-            <w:color w:val="0000EE"/>
-            <w:u w:val="single"/>
-          </w:rPr>
-          <w:t>1:1–2，</w:t>
-        </w:r>
-      </w:hyperlink>
-      <w:hyperlink r:id="rId33">
-        <w:r>
-          <w:rPr>
-            <w:lang w:val="zh_TW" w:bidi="zh_TW"/>
-          </w:rPr>
-          <w:rPr>
-            <w:color w:val="0000EE"/>
-            <w:u w:val="single"/>
-          </w:rPr>
-          <w:t>27:34</w:t>
-        </w:r>
-      </w:hyperlink>
+      <w:r>
+        <w:rPr>
+          <w:lang w:val="zh_TW" w:bidi="zh_TW"/>
+        </w:rPr>
+        <w:t>1:1–2，</w:t>
+      </w:r>
+      <w:r>
+        <w:rPr>
+          <w:lang w:val="zh_TW" w:bidi="zh_TW"/>
+        </w:rPr>
+        <w:t>27:34</w:t>
+      </w:r>
       <w:r>
         <w:rPr>
           <w:lang w:val="zh_TW" w:bidi="zh_TW"/>
         </w:rPr>
         <w:t>）。書中反覆記載摩西如何領受神的指示（例如</w:t>
       </w:r>
-      <w:hyperlink r:id="rId34">
-        <w:r>
-          <w:rPr>
-            <w:lang w:val="zh_TW" w:bidi="zh_TW"/>
-          </w:rPr>
-          <w:rPr>
-            <w:color w:val="0000EE"/>
-            <w:u w:val="single"/>
-          </w:rPr>
-          <w:t>4:1，</w:t>
-        </w:r>
-      </w:hyperlink>
-      <w:hyperlink r:id="rId35">
-        <w:r>
-          <w:rPr>
-            <w:lang w:val="zh_TW" w:bidi="zh_TW"/>
-          </w:rPr>
-          <w:rPr>
-            <w:color w:val="0000EE"/>
-            <w:u w:val="single"/>
-          </w:rPr>
-          <w:t>5:14，</w:t>
-        </w:r>
-      </w:hyperlink>
-      <w:hyperlink r:id="rId36">
-        <w:r>
-          <w:rPr>
-            <w:lang w:val="zh_TW" w:bidi="zh_TW"/>
-          </w:rPr>
-          <w:rPr>
-            <w:color w:val="0000EE"/>
-            <w:u w:val="single"/>
-          </w:rPr>
-          <w:t>6:1、</w:t>
-        </w:r>
-      </w:hyperlink>
-      <w:hyperlink r:id="rId37">
-        <w:r>
-          <w:rPr>
-            <w:lang w:val="zh_TW" w:bidi="zh_TW"/>
-          </w:rPr>
-          <w:rPr>
-            <w:color w:val="0000EE"/>
-            <w:u w:val="single"/>
-          </w:rPr>
-          <w:t>8、</w:t>
-        </w:r>
-      </w:hyperlink>
-      <w:hyperlink r:id="rId38">
-        <w:r>
-          <w:rPr>
-            <w:lang w:val="zh_TW" w:bidi="zh_TW"/>
-          </w:rPr>
-          <w:rPr>
-            <w:color w:val="0000EE"/>
-            <w:u w:val="single"/>
-          </w:rPr>
-          <w:t>19、</w:t>
-        </w:r>
-      </w:hyperlink>
-      <w:hyperlink r:id="rId39">
-        <w:r>
-          <w:rPr>
-            <w:lang w:val="zh_TW" w:bidi="zh_TW"/>
-          </w:rPr>
-          <w:rPr>
-            <w:color w:val="0000EE"/>
-            <w:u w:val="single"/>
-          </w:rPr>
-          <w:t>24，</w:t>
-        </w:r>
-      </w:hyperlink>
-      <w:hyperlink r:id="rId40">
-        <w:r>
-          <w:rPr>
-            <w:lang w:val="zh_TW" w:bidi="zh_TW"/>
-          </w:rPr>
-          <w:rPr>
-            <w:color w:val="0000EE"/>
-            <w:u w:val="single"/>
-          </w:rPr>
-          <w:t>7:22、</w:t>
-        </w:r>
-      </w:hyperlink>
-      <w:hyperlink r:id="rId41">
-        <w:r>
-          <w:rPr>
-            <w:lang w:val="zh_TW" w:bidi="zh_TW"/>
-          </w:rPr>
-          <w:rPr>
-            <w:color w:val="0000EE"/>
-            <w:u w:val="single"/>
-          </w:rPr>
-          <w:t>28，</w:t>
-        </w:r>
-      </w:hyperlink>
-      <w:hyperlink r:id="rId42">
-        <w:r>
-          <w:rPr>
-            <w:lang w:val="zh_TW" w:bidi="zh_TW"/>
-          </w:rPr>
-          <w:rPr>
-            <w:color w:val="0000EE"/>
-            <w:u w:val="single"/>
-          </w:rPr>
-          <w:t>8:1</w:t>
-        </w:r>
-      </w:hyperlink>
+      <w:r>
+        <w:rPr>
+          <w:lang w:val="zh_TW" w:bidi="zh_TW"/>
+        </w:rPr>
+        <w:t>4:1，</w:t>
+      </w:r>
+      <w:r>
+        <w:rPr>
+          <w:lang w:val="zh_TW" w:bidi="zh_TW"/>
+        </w:rPr>
+        <w:t>5:14，</w:t>
+      </w:r>
+      <w:r>
+        <w:rPr>
+          <w:lang w:val="zh_TW" w:bidi="zh_TW"/>
+        </w:rPr>
+        <w:t>6:1、</w:t>
+      </w:r>
+      <w:r>
+        <w:rPr>
+          <w:lang w:val="zh_TW" w:bidi="zh_TW"/>
+        </w:rPr>
+        <w:t>8、</w:t>
+      </w:r>
+      <w:r>
+        <w:rPr>
+          <w:lang w:val="zh_TW" w:bidi="zh_TW"/>
+        </w:rPr>
+        <w:t>19、</w:t>
+      </w:r>
+      <w:r>
+        <w:rPr>
+          <w:lang w:val="zh_TW" w:bidi="zh_TW"/>
+        </w:rPr>
+        <w:t>24，</w:t>
+      </w:r>
+      <w:r>
+        <w:rPr>
+          <w:lang w:val="zh_TW" w:bidi="zh_TW"/>
+        </w:rPr>
+        <w:t>7:22、</w:t>
+      </w:r>
+      <w:r>
+        <w:rPr>
+          <w:lang w:val="zh_TW" w:bidi="zh_TW"/>
+        </w:rPr>
+        <w:t>28，</w:t>
+      </w:r>
+      <w:r>
+        <w:rPr>
+          <w:lang w:val="zh_TW" w:bidi="zh_TW"/>
+        </w:rPr>
+        <w:t>8:1</w:t>
+      </w:r>
       <w:r>
         <w:rPr>
           <w:lang w:val="zh_TW" w:bidi="zh_TW"/>
         </w:rPr>
         <w:t>），並且執行這些命令（</w:t>
       </w:r>
-      <w:hyperlink r:id="rId43">
-        <w:r>
-          <w:rPr>
-            <w:lang w:val="zh_TW" w:bidi="zh_TW"/>
-          </w:rPr>
-          <w:rPr>
-            <w:color w:val="0000EE"/>
-            <w:u w:val="single"/>
-          </w:rPr>
-          <w:t>8:4–10:20</w:t>
-        </w:r>
-      </w:hyperlink>
+      <w:r>
+        <w:rPr>
+          <w:lang w:val="zh_TW" w:bidi="zh_TW"/>
+        </w:rPr>
+        <w:t>8:4–10:20</w:t>
+      </w:r>
       <w:r>
         <w:rPr>
           <w:lang w:val="zh_TW" w:bidi="zh_TW"/>
         </w:rPr>
         <w:t>）。舊約經常提到摩西是摩西五經（創世記至申命記）的作者（見</w:t>
       </w:r>
-      <w:hyperlink r:id="rId44">
-        <w:r>
-          <w:rPr>
-            <w:lang w:val="zh_TW" w:bidi="zh_TW"/>
-          </w:rPr>
-          <w:rPr>
-            <w:color w:val="0000EE"/>
-            <w:u w:val="single"/>
-          </w:rPr>
-          <w:t>書8:31–32，</w:t>
-        </w:r>
-      </w:hyperlink>
-      <w:hyperlink r:id="rId45">
-        <w:r>
-          <w:rPr>
-            <w:lang w:val="zh_TW" w:bidi="zh_TW"/>
-          </w:rPr>
-          <w:rPr>
-            <w:color w:val="0000EE"/>
-            <w:u w:val="single"/>
-          </w:rPr>
-          <w:t>23:6</w:t>
-        </w:r>
-      </w:hyperlink>
+      <w:r>
+        <w:rPr>
+          <w:lang w:val="zh_TW" w:bidi="zh_TW"/>
+        </w:rPr>
+        <w:t>書8:31–32，</w:t>
+      </w:r>
+      <w:r>
+        <w:rPr>
+          <w:lang w:val="zh_TW" w:bidi="zh_TW"/>
+        </w:rPr>
+        <w:t>23:6</w:t>
+      </w:r>
       <w:r>
         <w:rPr>
           <w:lang w:val="zh_TW" w:bidi="zh_TW"/>
         </w:rPr>
         <w:t>；</w:t>
       </w:r>
-      <w:hyperlink r:id="rId46">
-        <w:r>
-          <w:rPr>
-            <w:lang w:val="zh_TW" w:bidi="zh_TW"/>
-          </w:rPr>
-          <w:rPr>
-            <w:color w:val="0000EE"/>
-            <w:u w:val="single"/>
-          </w:rPr>
-          <w:t>王上2:3</w:t>
-        </w:r>
-      </w:hyperlink>
+      <w:r>
+        <w:rPr>
+          <w:lang w:val="zh_TW" w:bidi="zh_TW"/>
+        </w:rPr>
+        <w:t>王上2:3</w:t>
+      </w:r>
       <w:r>
         <w:rPr>
           <w:lang w:val="zh_TW" w:bidi="zh_TW"/>
         </w:rPr>
         <w:t>；</w:t>
       </w:r>
-      <w:hyperlink r:id="rId47">
-        <w:r>
-          <w:rPr>
-            <w:lang w:val="zh_TW" w:bidi="zh_TW"/>
-          </w:rPr>
-          <w:rPr>
-            <w:color w:val="0000EE"/>
-            <w:u w:val="single"/>
-          </w:rPr>
-          <w:t>王下14:6，</w:t>
-        </w:r>
-      </w:hyperlink>
-      <w:hyperlink r:id="rId48">
-        <w:r>
-          <w:rPr>
-            <w:lang w:val="zh_TW" w:bidi="zh_TW"/>
-          </w:rPr>
-          <w:rPr>
-            <w:color w:val="0000EE"/>
-            <w:u w:val="single"/>
-          </w:rPr>
-          <w:t>23:25</w:t>
-        </w:r>
-      </w:hyperlink>
+      <w:r>
+        <w:rPr>
+          <w:lang w:val="zh_TW" w:bidi="zh_TW"/>
+        </w:rPr>
+        <w:t>王下14:6，</w:t>
+      </w:r>
+      <w:r>
+        <w:rPr>
+          <w:lang w:val="zh_TW" w:bidi="zh_TW"/>
+        </w:rPr>
+        <w:t>23:25</w:t>
+      </w:r>
       <w:r>
         <w:rPr>
           <w:lang w:val="zh_TW" w:bidi="zh_TW"/>
         </w:rPr>
         <w:t>；</w:t>
       </w:r>
-      <w:hyperlink r:id="rId49">
-        <w:r>
-          <w:rPr>
-            <w:lang w:val="zh_TW" w:bidi="zh_TW"/>
-          </w:rPr>
-          <w:rPr>
-            <w:color w:val="0000EE"/>
-            <w:u w:val="single"/>
-          </w:rPr>
-          <w:t>代下23:18，</w:t>
-        </w:r>
-      </w:hyperlink>
-      <w:hyperlink r:id="rId50">
-        <w:r>
-          <w:rPr>
-            <w:lang w:val="zh_TW" w:bidi="zh_TW"/>
-          </w:rPr>
-          <w:rPr>
-            <w:color w:val="0000EE"/>
-            <w:u w:val="single"/>
-          </w:rPr>
-          <w:t>30:16</w:t>
-        </w:r>
-      </w:hyperlink>
+      <w:r>
+        <w:rPr>
+          <w:lang w:val="zh_TW" w:bidi="zh_TW"/>
+        </w:rPr>
+        <w:t>代下23:18，</w:t>
+      </w:r>
+      <w:r>
+        <w:rPr>
+          <w:lang w:val="zh_TW" w:bidi="zh_TW"/>
+        </w:rPr>
+        <w:t>30:16</w:t>
+      </w:r>
       <w:r>
         <w:rPr>
           <w:lang w:val="zh_TW" w:bidi="zh_TW"/>
         </w:rPr>
         <w:t>；</w:t>
       </w:r>
-      <w:hyperlink r:id="rId51">
-        <w:r>
-          <w:rPr>
-            <w:lang w:val="zh_TW" w:bidi="zh_TW"/>
-          </w:rPr>
-          <w:rPr>
-            <w:color w:val="0000EE"/>
-            <w:u w:val="single"/>
-          </w:rPr>
-          <w:t>拉3:2，</w:t>
-        </w:r>
-      </w:hyperlink>
-      <w:hyperlink r:id="rId52">
-        <w:r>
-          <w:rPr>
-            <w:lang w:val="zh_TW" w:bidi="zh_TW"/>
-          </w:rPr>
-          <w:rPr>
-            <w:color w:val="0000EE"/>
-            <w:u w:val="single"/>
-          </w:rPr>
-          <w:t>7:6</w:t>
-        </w:r>
-      </w:hyperlink>
+      <w:r>
+        <w:rPr>
+          <w:lang w:val="zh_TW" w:bidi="zh_TW"/>
+        </w:rPr>
+        <w:t>拉3:2，</w:t>
+      </w:r>
+      <w:r>
+        <w:rPr>
+          <w:lang w:val="zh_TW" w:bidi="zh_TW"/>
+        </w:rPr>
+        <w:t>7:6</w:t>
+      </w:r>
       <w:r>
         <w:rPr>
           <w:lang w:val="zh_TW" w:bidi="zh_TW"/>
         </w:rPr>
         <w:t>；</w:t>
       </w:r>
-      <w:hyperlink r:id="rId53">
-        <w:r>
-          <w:rPr>
-            <w:lang w:val="zh_TW" w:bidi="zh_TW"/>
-          </w:rPr>
-          <w:rPr>
-            <w:color w:val="0000EE"/>
-            <w:u w:val="single"/>
-          </w:rPr>
-          <w:t>尼8:1</w:t>
-        </w:r>
-      </w:hyperlink>
+      <w:r>
+        <w:rPr>
+          <w:lang w:val="zh_TW" w:bidi="zh_TW"/>
+        </w:rPr>
+        <w:t>尼8:1</w:t>
+      </w:r>
       <w:r>
         <w:rPr>
           <w:lang w:val="zh_TW" w:bidi="zh_TW"/>
         </w:rPr>
         <w:t>；</w:t>
       </w:r>
-      <w:hyperlink r:id="rId54">
-        <w:r>
-          <w:rPr>
-            <w:lang w:val="zh_TW" w:bidi="zh_TW"/>
-          </w:rPr>
-          <w:rPr>
-            <w:color w:val="0000EE"/>
-            <w:u w:val="single"/>
-          </w:rPr>
-          <w:t>但9:11–13</w:t>
-        </w:r>
-      </w:hyperlink>
+      <w:r>
+        <w:rPr>
+          <w:lang w:val="zh_TW" w:bidi="zh_TW"/>
+        </w:rPr>
+        <w:t>但9:11–13</w:t>
+      </w:r>
       <w:r>
         <w:rPr>
           <w:lang w:val="zh_TW" w:bidi="zh_TW"/>
         </w:rPr>
         <w:t>）。新約同樣支持這一觀點（</w:t>
       </w:r>
-      <w:hyperlink r:id="rId55">
-        <w:r>
-          <w:rPr>
-            <w:lang w:val="zh_TW" w:bidi="zh_TW"/>
-          </w:rPr>
-          <w:rPr>
-            <w:color w:val="0000EE"/>
-            <w:u w:val="single"/>
-          </w:rPr>
-          <w:t>太19:7–8</w:t>
-        </w:r>
-      </w:hyperlink>
+      <w:r>
+        <w:rPr>
+          <w:lang w:val="zh_TW" w:bidi="zh_TW"/>
+        </w:rPr>
+        <w:t>太19:7–8</w:t>
+      </w:r>
       <w:r>
         <w:rPr>
           <w:lang w:val="zh_TW" w:bidi="zh_TW"/>
         </w:rPr>
         <w:t>；</w:t>
       </w:r>
-      <w:hyperlink r:id="rId56">
-        <w:r>
-          <w:rPr>
-            <w:lang w:val="zh_TW" w:bidi="zh_TW"/>
-          </w:rPr>
-          <w:rPr>
-            <w:color w:val="0000EE"/>
-            <w:u w:val="single"/>
-          </w:rPr>
-          <w:t>路2:22，</w:t>
-        </w:r>
-      </w:hyperlink>
-      <w:hyperlink r:id="rId57">
-        <w:r>
-          <w:rPr>
-            <w:lang w:val="zh_TW" w:bidi="zh_TW"/>
-          </w:rPr>
-          <w:rPr>
-            <w:color w:val="0000EE"/>
-            <w:u w:val="single"/>
-          </w:rPr>
-          <w:t>24:44</w:t>
-        </w:r>
-      </w:hyperlink>
+      <w:r>
+        <w:rPr>
+          <w:lang w:val="zh_TW" w:bidi="zh_TW"/>
+        </w:rPr>
+        <w:t>路2:22，</w:t>
+      </w:r>
+      <w:r>
+        <w:rPr>
+          <w:lang w:val="zh_TW" w:bidi="zh_TW"/>
+        </w:rPr>
+        <w:t>24:44</w:t>
+      </w:r>
       <w:r>
         <w:rPr>
           <w:lang w:val="zh_TW" w:bidi="zh_TW"/>
         </w:rPr>
         <w:t>；</w:t>
       </w:r>
-      <w:hyperlink r:id="rId58">
-        <w:r>
-          <w:rPr>
-            <w:lang w:val="zh_TW" w:bidi="zh_TW"/>
-          </w:rPr>
-          <w:rPr>
-            <w:color w:val="0000EE"/>
-            <w:u w:val="single"/>
-          </w:rPr>
-          <w:t>約7:19、</w:t>
-        </w:r>
-      </w:hyperlink>
-      <w:hyperlink r:id="rId59">
-        <w:r>
-          <w:rPr>
-            <w:lang w:val="zh_TW" w:bidi="zh_TW"/>
-          </w:rPr>
-          <w:rPr>
-            <w:color w:val="0000EE"/>
-            <w:u w:val="single"/>
-          </w:rPr>
-          <w:t>23</w:t>
-        </w:r>
-      </w:hyperlink>
+      <w:r>
+        <w:rPr>
+          <w:lang w:val="zh_TW" w:bidi="zh_TW"/>
+        </w:rPr>
+        <w:t>約7:19、</w:t>
+      </w:r>
+      <w:r>
+        <w:rPr>
+          <w:lang w:val="zh_TW" w:bidi="zh_TW"/>
+        </w:rPr>
+        <w:t>23</w:t>
+      </w:r>
       <w:r>
         <w:rPr>
           <w:lang w:val="zh_TW" w:bidi="zh_TW"/>
         </w:rPr>
         <w:t>；</w:t>
       </w:r>
-      <w:hyperlink r:id="rId60">
-        <w:r>
-          <w:rPr>
-            <w:lang w:val="zh_TW" w:bidi="zh_TW"/>
-          </w:rPr>
-          <w:rPr>
-            <w:color w:val="0000EE"/>
-            <w:u w:val="single"/>
-          </w:rPr>
-          <w:t>羅10:5</w:t>
-        </w:r>
-      </w:hyperlink>
+      <w:r>
+        <w:rPr>
+          <w:lang w:val="zh_TW" w:bidi="zh_TW"/>
+        </w:rPr>
+        <w:t>羅10:5</w:t>
+      </w:r>
       <w:r>
         <w:rPr>
           <w:lang w:val="zh_TW" w:bidi="zh_TW"/>
         </w:rPr>
         <w:t>；</w:t>
       </w:r>
-      <w:hyperlink r:id="rId61">
-        <w:r>
-          <w:rPr>
-            <w:lang w:val="zh_TW" w:bidi="zh_TW"/>
-          </w:rPr>
-          <w:rPr>
-            <w:color w:val="0000EE"/>
-            <w:u w:val="single"/>
-          </w:rPr>
-          <w:t>林前9:9</w:t>
-        </w:r>
-      </w:hyperlink>
+      <w:r>
+        <w:rPr>
+          <w:lang w:val="zh_TW" w:bidi="zh_TW"/>
+        </w:rPr>
+        <w:t>林前9:9</w:t>
+      </w:r>
       <w:r>
         <w:rPr>
           <w:lang w:val="zh_TW" w:bidi="zh_TW"/>
         </w:rPr>
         <w:t>；</w:t>
       </w:r>
-      <w:hyperlink r:id="rId62">
-        <w:r>
-          <w:rPr>
-            <w:lang w:val="zh_TW" w:bidi="zh_TW"/>
-          </w:rPr>
-          <w:rPr>
-            <w:color w:val="0000EE"/>
-            <w:u w:val="single"/>
-          </w:rPr>
-          <w:t>來10:28</w:t>
-        </w:r>
-      </w:hyperlink>
+      <w:r>
+        <w:rPr>
+          <w:lang w:val="zh_TW" w:bidi="zh_TW"/>
+        </w:rPr>
+        <w:t>來10:28</w:t>
+      </w:r>
       <w:r>
         <w:rPr>
           <w:lang w:val="zh_TW" w:bidi="zh_TW"/>
@@ -1211,18 +911,12 @@
         </w:rPr>
         <w:t>雖然利未記的背景是古代文化與時代，但它傳達了一個超越時空的信息：神是聖潔的，並且祂期望那些蒙祂拯救的子民，要像祂一樣聖潔。神的聖潔與祂恩典的救贖，既是祂子民聖潔生活的基礎，也是他們保持聖潔的動力（</w:t>
       </w:r>
-      <w:hyperlink r:id="rId13">
-        <w:r>
-          <w:rPr>
-            <w:lang w:val="zh_TW" w:bidi="zh_TW"/>
-          </w:rPr>
-          <w:rPr>
-            <w:color w:val="0000EE"/>
-            <w:u w:val="single"/>
-          </w:rPr>
-          <w:t>11:44–45</w:t>
-        </w:r>
-      </w:hyperlink>
+      <w:r>
+        <w:rPr>
+          <w:lang w:val="zh_TW" w:bidi="zh_TW"/>
+        </w:rPr>
+        <w:t>11:44–45</w:t>
+      </w:r>
       <w:r>
         <w:rPr>
           <w:lang w:val="zh_TW" w:bidi="zh_TW"/>
@@ -1243,66 +937,42 @@
         </w:rPr>
         <w:t>祭司在神與以色列人之間，擔當立約的中保，負責解釋何謂聖潔，以及如何在社群中實踐聖潔。贖罪祭提供了罪得赦免、與神和好的途徑。非贖罪祭則是透過供物與共享筵席，表達人與神之間的關係。周圍的異教民族向他們的神獻祭，往往是為了討好神，換取祝福；但以色列的敬拜，並不是為了操控神，而是為了預備自己，使他們可以坦然來到神面前。利未記中的各種律法、儀式與聖日，都在教導以色列人神是聖潔的，並期望祂的子民也要聖潔（</w:t>
       </w:r>
-      <w:hyperlink r:id="rId13">
-        <w:r>
-          <w:rPr>
-            <w:lang w:val="zh_TW" w:bidi="zh_TW"/>
-          </w:rPr>
-          <w:rPr>
-            <w:color w:val="0000EE"/>
-            <w:u w:val="single"/>
-          </w:rPr>
-          <w:t>利11:44–45，</w:t>
-        </w:r>
-      </w:hyperlink>
-      <w:hyperlink r:id="rId63">
-        <w:r>
-          <w:rPr>
-            <w:lang w:val="zh_TW" w:bidi="zh_TW"/>
-          </w:rPr>
-          <w:rPr>
-            <w:color w:val="0000EE"/>
-            <w:u w:val="single"/>
-          </w:rPr>
-          <w:t>19:2</w:t>
-        </w:r>
-      </w:hyperlink>
+      <w:r>
+        <w:rPr>
+          <w:lang w:val="zh_TW" w:bidi="zh_TW"/>
+        </w:rPr>
+        <w:t>利11:44–45，</w:t>
+      </w:r>
+      <w:r>
+        <w:rPr>
+          <w:lang w:val="zh_TW" w:bidi="zh_TW"/>
+        </w:rPr>
+        <w:t>19:2</w:t>
+      </w:r>
       <w:r>
         <w:rPr>
           <w:lang w:val="zh_TW" w:bidi="zh_TW"/>
         </w:rPr>
         <w:t>；見</w:t>
       </w:r>
-      <w:hyperlink r:id="rId64">
-        <w:r>
-          <w:rPr>
-            <w:lang w:val="zh_TW" w:bidi="zh_TW"/>
-          </w:rPr>
-          <w:rPr>
-            <w:color w:val="0000EE"/>
-            <w:u w:val="single"/>
-          </w:rPr>
-          <w:t>林前3:17</w:t>
-        </w:r>
-      </w:hyperlink>
+      <w:r>
+        <w:rPr>
+          <w:lang w:val="zh_TW" w:bidi="zh_TW"/>
+        </w:rPr>
+        <w:t>林前3:17</w:t>
+      </w:r>
       <w:r>
         <w:rPr>
           <w:lang w:val="zh_TW" w:bidi="zh_TW"/>
         </w:rPr>
         <w:t>；</w:t>
       </w:r>
-      <w:hyperlink r:id="rId65">
-        <w:r>
-          <w:rPr>
-            <w:lang w:val="zh_TW" w:bidi="zh_TW"/>
-          </w:rPr>
-          <w:rPr>
-            <w:color w:val="0000EE"/>
-            <w:u w:val="single"/>
-          </w:rPr>
-          <w:t>彼前1:15</w:t>
-        </w:r>
-      </w:hyperlink>
+      <w:r>
+        <w:rPr>
+          <w:lang w:val="zh_TW" w:bidi="zh_TW"/>
+        </w:rPr>
+        <w:t>彼前1:15</w:t>
+      </w:r>
       <w:r>
         <w:rPr>
           <w:lang w:val="zh_TW" w:bidi="zh_TW"/>
@@ -1323,78 +993,42 @@
         </w:rPr>
         <w:t>罪的赦免以及與神和好的過程，也直接關係到人與人之間的相處。利未記充滿了對社會公義的關懷，明確規定了以色列人對鄰舍、窮人與外邦人的責任。神期望那些與祂立約的人，彼此相愛，作為祂愛的彰顯（參</w:t>
       </w:r>
-      <w:hyperlink r:id="rId66">
-        <w:r>
-          <w:rPr>
-            <w:lang w:val="zh_TW" w:bidi="zh_TW"/>
-          </w:rPr>
-          <w:rPr>
-            <w:color w:val="0000EE"/>
-            <w:u w:val="single"/>
-          </w:rPr>
-          <w:t>太22:39；</w:t>
-        </w:r>
-      </w:hyperlink>
-      <w:hyperlink r:id="rId67">
-        <w:r>
-          <w:rPr>
-            <w:lang w:val="zh_TW" w:bidi="zh_TW"/>
-          </w:rPr>
-          <w:rPr>
-            <w:color w:val="0000EE"/>
-            <w:u w:val="single"/>
-          </w:rPr>
-          <w:t>可12:31；</w:t>
-        </w:r>
-      </w:hyperlink>
-      <w:hyperlink r:id="rId68">
-        <w:r>
-          <w:rPr>
-            <w:lang w:val="zh_TW" w:bidi="zh_TW"/>
-          </w:rPr>
-          <w:rPr>
-            <w:color w:val="0000EE"/>
-            <w:u w:val="single"/>
-          </w:rPr>
-          <w:t>路10:27；</w:t>
-        </w:r>
-      </w:hyperlink>
-      <w:hyperlink r:id="rId69">
-        <w:r>
-          <w:rPr>
-            <w:lang w:val="zh_TW" w:bidi="zh_TW"/>
-          </w:rPr>
-          <w:rPr>
-            <w:color w:val="0000EE"/>
-            <w:u w:val="single"/>
-          </w:rPr>
-          <w:t>羅13:9；</w:t>
-        </w:r>
-      </w:hyperlink>
-      <w:hyperlink r:id="rId70">
-        <w:r>
-          <w:rPr>
-            <w:lang w:val="zh_TW" w:bidi="zh_TW"/>
-          </w:rPr>
-          <w:rPr>
-            <w:color w:val="0000EE"/>
-            <w:u w:val="single"/>
-          </w:rPr>
-          <w:t>加5:14；</w:t>
-        </w:r>
-      </w:hyperlink>
-      <w:hyperlink r:id="rId71">
-        <w:r>
-          <w:rPr>
-            <w:lang w:val="zh_TW" w:bidi="zh_TW"/>
-          </w:rPr>
-          <w:rPr>
-            <w:color w:val="0000EE"/>
-            <w:u w:val="single"/>
-          </w:rPr>
-          <w:t>雅2:8</w:t>
-        </w:r>
-      </w:hyperlink>
+      <w:r>
+        <w:rPr>
+          <w:lang w:val="zh_TW" w:bidi="zh_TW"/>
+        </w:rPr>
+        <w:t>太22:39；</w:t>
+      </w:r>
+      <w:r>
+        <w:rPr>
+          <w:lang w:val="zh_TW" w:bidi="zh_TW"/>
+        </w:rPr>
+        <w:t>可12:31；</w:t>
+      </w:r>
+      <w:r>
+        <w:rPr>
+          <w:lang w:val="zh_TW" w:bidi="zh_TW"/>
+        </w:rPr>
+        <w:t>路10:27；</w:t>
+      </w:r>
+      <w:r>
+        <w:rPr>
+          <w:lang w:val="zh_TW" w:bidi="zh_TW"/>
+        </w:rPr>
+        <w:t>羅13:9；</w:t>
+      </w:r>
+      <w:r>
+        <w:rPr>
+          <w:lang w:val="zh_TW" w:bidi="zh_TW"/>
+        </w:rPr>
+        <w:t>加5:14；</w:t>
+      </w:r>
+      <w:r>
+        <w:rPr>
+          <w:lang w:val="zh_TW" w:bidi="zh_TW"/>
+        </w:rPr>
+        <w:t>雅2:8</w:t>
+      </w:r>
       <w:r>
         <w:rPr>
           <w:lang w:val="zh_TW" w:bidi="zh_TW"/>
